--- a/중국어_대화문/6부_docx/6부_12화_총서기_선출.docx
+++ b/중국어_대화문/6부_docx/6부_12화_총서기_선출.docx
@@ -18,7 +18,7 @@
         <w:t>등장인물:</w:t>
       </w:r>
       <w:r>
-        <w:t xml:space="preserve"> 선즈위안 沈知远(45세, 정치국원·재정부장, 총서기 후보) / 청시 程曦(31세, 재정부장 판공실 비서) / 리위퉁 李雨桐(40세, 재정부장 판공실 참모) / 웨이창펑 魏长风(59세, 정치국원, 총서기 후보) / 장리췬 蒋立群(60대 중반, 정치국원·전체회의 집행주석) / 차오원쉬안 乔文轩(60세 안팎, 중앙위원·표결 감표 총감) / 량페이전 梁佩珍(60세, 정치국원·독립 사고조사조 감독) / 만더하이 万德海(60대 초반, 정치국원) / 위안리청 袁立诚(50대 후반, 서수이성 성장·중앙위원) / 린 의사 林医生(50대, 창촨시 중심병원 주치의) / 쑤민 苏敏(46세, 변호사 자격이 취소된 '공민 대리인', 잉훠 창구 운영자) / 샤오신 小辛(29세, 잉훠 오래된 자원활동가) / 샤오위안 肖远(50세, 잉훠 동료, 자격을 잃은 전직 변호사)</w:t>
+        <w:t xml:space="preserve"> 선즈위안 沈知远(46세, 정치국원·재정부장, 총서기 후보) / 청시 程曦(32세, 재정부장 판공실 비서) / 리위퉁 李雨桐(41세, 재정부장 판공실 참모) / 웨이창펑 魏长风(60세, 정치국원, 총서기 후보) / 장리췬 蒋立群(60대 중반, 정치국원·전체회의 집행주석) / 차오원쉬안 乔文轩(60세 안팎, 중앙위원·표결 감표 총감) / 량페이전 梁佩珍(61세, 정치국원·독립 사고조사조 감독) / 만더하이 万德海(60대 초반, 정치국원) / 위안리청 袁立诚(50대 후반, 서수이성 성장·중앙위원) / 린 의사 林医生(50대, 창촨시 중심병원 주치의) / 쑤민 苏敏(47세, 변호사 자격이 취소된 '공민 대리인', 잉훠 창구 운영자) / 샤오신 小辛(30세, 잉훠 오래된 자원활동가) / 샤오위안 肖远(51세, 잉훠 동료, 자격을 잃은 전직 변호사)</w:t>
       </w:r>
     </w:p>
     <w:p>
@@ -29,7 +29,7 @@
         <w:t>배경:</w:t>
       </w:r>
       <w:r>
-        <w:t xml:space="preserve"> [선즈위안·청시 쪽 시점] 2032년 11월 24일(수)부터 11월 29일(월)까지. 6부 10화의 비공개 확대회의(11월 18~19일)와 6부 11화의 반송된 편지(11월 22~25일) 뒤, 11월 26일(금) 중앙위원회 제2차 전체회의에서 총서기 선거가 열린다. 이 화에서 총서기에 선출되는 사람은 선즈위안이다. 청시는 11월 23일 CT 뒤 오른팔 고정 지지대를 푼 지 하루 만에 퇴원해 손등에서 팔꿈치까지 탄력 붕대를 감은 채 베이징으로 올라오고, 위원의 초청을 받은 자리에서만 하루에 두 사람을 20분씩 만난다. 말하는 순서는 사실, 이름, 결론이며 설득이 통했는지는 비밀 투표라 끝내 알 수 없다. 11월 26일 표결에서 선즈위안은 득표 근소 차로 웨이창펑을 앞서고, 웨이창펑은 복핵을 청구하지 않고 승복한다. 선즈위안은 6부 10화에서 한 약속대로 당선자로서 100일 안에 지정거소 조항을 정치국 표결에 올리겠다고 말하고 웨이창펑이 감시자를 자처한다. 쑤민은 나오지 않다가 11월 26일 저녁 창구에서 라디오로 이름만 듣는다. 11월 24일 오후 선즈위안이 직접 서명해 받은 편지 한 통(수신인 본인이 신분증으로 수령하면 대리 수령이 아니라는 규정을 이용)이 205통 중 반송되지 않은 단 한 통이며, 그는 공시 3일 동안 뜯지 않는다. 우슈전의 '别忘了' 메모는 열리지 않는다. 새 설정: 가상의 『총서기 선거 방법』(후보별 3키 표결, 본인 항 키 없음, 실제 출석 과반 102표, 득표 다수 당선, 동률·미달 시 당일 오후 결선, 낙선자의 1시간 복핵 청구권), 후보 측 인원의 '초청 방문' 규칙(응한 20분, 선물·약속 금지, 공개 대장 기록), 서수이성 성장 위안리청, 공시 3일의 '未拆' 등기, 그리고 100일 기한의 마지막 날(2033년 3월 6일)이다. 이 화의 기관·문서·수치·인물은 모두 가상이다.</w:t>
+        <w:t xml:space="preserve"> [선즈위안·청시 쪽 시점] 2032년 11월 24일(수)부터 11월 29일(월)까지. 6부 10화의 비공개 확대회의(11월 18~19일)와 6부 11화의 반송된 편지(11월 22~25일) 뒤, 11월 26일(금) 중앙위원회 제2차 전체회의에서 총서기 선거가 열린다. 이 화에서 총서기에 선출되는 사람은 선즈위안이다. 현직 총서기는 6부 2화부터 건강 문제로 휴양 중이던 인물로(정치국 25명 중 1명이 결석하고 장리췬이 소집인을 맡았다), 올여름 사직서를 냈고 이번 전체회의의 첫 안건이 그 수리와 후임 선출이라는 경위가 6부 5화의 소집 공고와 이 화의 장리췬 발언 한 줄로 밝혀진다. 청시는 11월 23일 CT 뒤 오른팔 고정 지지대를 푼 지 하루 만에 퇴원해 손등에서 팔꿈치까지 탄력 붕대를 감은 채 베이징으로 올라오고, 위원의 초청을 받은 자리에서만 하루에 두 사람을 20분씩 만난다. 말하는 순서는 사실, 이름, 결론이며 설득이 통했는지는 비밀 투표라 끝내 알 수 없다. 11월 26일 표결에서 선즈위안은 득표 근소 차로 웨이창펑을 앞서고, 웨이창펑은 복핵을 청구하지 않고 승복한다. 선즈위안은 6부 10화에서 한 약속대로 당선자로서 100일 안에 지정거소 조항을 정치국 표결에 올리겠다고 말하고 웨이창펑이 감시자를 자처한다. 쑤민은 나오지 않다가 11월 26일 저녁 창구에서 라디오로 이름만 듣는다. 11월 24일 오후 선즈위안이 직접 서명해 받은 편지 한 통(수신인 본인이 신분증으로 수령하면 대리 수령이 아니라는 규정을 이용)이 205통 중 반송되지 않은 단 한 통이며, 그는 공시 3일 동안 뜯지 않는다. 우슈전의 '别忘了' 메모는 열리지 않는다. 새 설정: 가상의 『총서기 선거 방법』(후보별 3키 표결, 본인 항 키 없음, 실제 출석 과반 102표, 득표 다수 당선, 동률·미달 시 당일 오후 결선, 낙선자의 1시간 복핵 청구권), 후보 측 인원의 '초청 방문' 규칙(응한 20분, 선물·약속 금지, 공개 대장 기록), 서수이성 성장 위안리청, 공시 3일의 '未拆' 등기, 그리고 100일 기한의 마지막 날(2033년 3월 6일)이다. 이 화의 기관·문서·수치·인물은 모두 가상이다.</w:t>
       </w:r>
     </w:p>
     <w:p>
@@ -291,17 +291,17 @@
         <w:pStyle w:val="Heading2"/>
       </w:pPr>
       <w:r>
-        <w:t>장면 2 — 11월 24일(수) 저녁 8시, 베이징 재정부 별관 3층 집무실 — 三样东西</w:t>
+        <w:t>장면 2 — 11월 24일(수) 저녁 8시, 베이징 북루 3층 집무실 — 三样东西</w:t>
       </w:r>
     </w:p>
     <w:p>
       <w:r>
-        <w:t>(晚上八点。别馆三层，窗外的玉兰枝条被风抽得啪啪响。程曦从高铁上下来，没回住处，先上了楼。上楼之前，她在二层走廊尽头的审计组办公室门口站了一会儿：邬秀珍的桌子还在窗边，台历停在九月十六日，没有人翻。岳玉每天早上来擦一遍桌面，擦完，把抹布放回原处。她没有进去。)</w:t>
+        <w:t>(晚上八点。北楼三层，窗外的玉兰枝条被风抽得啪啪响。程曦从高铁上下来，没回住处，先去了一趟别馆，在三层审计组办公室门口站了一会儿：邬秀珍的桌子还在窗边，台历停在九月十六日，没有人翻。岳玉每天早上来擦一遍桌面，擦完，把抹布放回原处。她没有进去，转身去了北楼。)</w:t>
       </w:r>
     </w:p>
     <w:p>
       <w:r>
-        <w:t>(沈知远的桌上摊着三张邀请函，每一张都盖着中央委员的私章。李雨桐把她的包放在沙发上，倒了一杯水，先递到右手边，又缩回来，换到左手边。)</w:t>
+        <w:t>(沈知远的桌上摊着两张邀请函，每一张都盖着中央委员的私章。李雨桐把她的包放在沙发上，倒了一杯水，先递到右手边，又缩回来，换到左手边。)</w:t>
       </w:r>
     </w:p>
     <w:p>
@@ -460,7 +460,7 @@
         <w:t>沈知远:</w:t>
       </w:r>
       <w:r>
-        <w:t xml:space="preserve"> 梅老师星期一说，她抄了一份名单。我想，要是信，别人多半会退回去。总得有一封，有人签字收下。</w:t>
+        <w:t xml:space="preserve"> 梅老师星期一给雨桐打过电话，说她抄了一份名单。我想，要是信，别人多半会退回去。总得有一封，有人签字收下。</w:t>
       </w:r>
     </w:p>
     <w:p>
@@ -1201,7 +1201,7 @@
         <w:t>梁佩珍:</w:t>
       </w:r>
       <w:r>
-        <w:t xml:space="preserve"> 一个法官的习惯，走廊里爱自言自语。后天要是差在十票以内，输的一方有权在一小时内申请复核。复核是机器重读，不是人重选。</w:t>
+        <w:t xml:space="preserve"> 一个法官的习惯，走廊里爱自言自语。明天要是差在十票以内，输的一方有权在一小时内申请复核。复核是机器重读，不是人重选。</w:t>
       </w:r>
     </w:p>
     <w:p>
@@ -1274,7 +1274,7 @@
         <w:t>蒋立群:</w:t>
       </w:r>
       <w:r>
-        <w:t xml:space="preserve"> 现在进行第一项议程：选举中央委员会总书记。请监票总监宣读办法。</w:t>
+        <w:t xml:space="preserve"> 现在进行第一项议程。总书记同志因病于七月提出辞去职务，政治局已同意，提请本次全会接受；辞职事项已先行表决通过，现在选举新的中央委员会总书记。请监票总监宣读办法。</w:t>
       </w:r>
     </w:p>
     <w:p>
@@ -1778,7 +1778,7 @@
     </w:p>
     <w:p>
       <w:r>
-        <w:t>(十一月二十九日，星期一，晚上七点。北楼五层，总书记办公室的窗对着广场，灯还没有开全。宽大的办公桌空着，上一任留下的只有一座旧台灯。李雨桐和程曦搬着从别馆运来的纸箱走进来，程曦只拿一份登记簿。台账公示期，下午六点刚刚结束。)</w:t>
+        <w:t>(十一月二十九日，星期一，晚上七点。北楼五层，总书记办公室的窗对着广场，灯还没有开全。宽大的办公桌空着，上一任留下的只有一座旧台灯。李雨桐和程曦搬着从北楼三层运来的纸箱走进来，程曦只拿一份登记簿。台账公示期，下午六点刚刚结束。)</w:t>
       </w:r>
     </w:p>
     <w:p>

--- a/중국어_대화문/6부_docx/6부_12화_총서기_선출.docx
+++ b/중국어_대화문/6부_docx/6부_12화_총서기_선출.docx
@@ -1882,7 +1882,7 @@
         <w:t>程曦:</w:t>
       </w:r>
       <w:r>
-        <w:t xml:space="preserve"> 沈部长，今天的登记簿，您自己写第一行。</w:t>
+        <w:t xml:space="preserve"> 总书记，今天的登记簿，您自己写第一行。</w:t>
       </w:r>
     </w:p>
     <w:p>
